--- a/applications/STRONG/Valley Fabricators - Senior Business Analyst - 2026-09-25/cover_letter.docx
+++ b/applications/STRONG/Valley Fabricators - Senior Business Analyst - 2026-09-25/cover_letter.docx
@@ -200,7 +200,7 @@
           <w:color w:val="09152A"/>
           <w:sz w:val="22"/>
         </w:rPr>
-        <w:t>Throughout my career, I have built production-grade Power BI and Tableau dashboards for some of the most demanding stakeholders — CFOs, VPs of Finance, and EVP-level Sales leaders at Ferguson Enterprises, and C-suite leadership across my current freelance practice serving callcathai.online, primelayertrades.com, and hereraspreadsheets.com. My dashboards are not cosmetic; they are built on clean data models, optimized SQL queries, and ETL pipelines that hold up over time. I know how to gather ambiguous requirements from business leaders and translate them into technical specifications that a data engineering team can build against.</w:t>
+        <w:t>Throughout my career, I have built production-grade Power BI and Tableau dashboards for some of the most demanding stakeholders — CFOs, VPs of Finance, and EVP-level Sales leaders at Ferguson Enterprises, and C-suite leadership across my current freelance practice serving callcatchai.online, primelayertrades.com, and hereraspreadsheets.com. My dashboards are not cosmetic; they are built on clean data models, optimized SQL queries, and ETL pipelines that hold up over time. I know how to gather ambiguous requirements from business leaders and translate them into technical specifications that a data engineering team can build against.</w:t>
       </w:r>
     </w:p>
     <w:p>
